--- a/report_template/template_main/CRC12_rummage_complete_v2.2.0.docx
+++ b/report_template/template_main/CRC12_rummage_complete_v2.2.0.docx
@@ -596,8 +596,20 @@
                 <w:sz w:val="28"/>
                 <w:szCs w:val="28"/>
               </w:rPr>
-              <w:t>检测总览</w:t>
-            </w:r>
+              <w:t>检测总</w:t>
+            </w:r>
+            <w:proofErr w:type="gramStart"/>
+            <w:r>
+              <w:rPr>
+                <w:rFonts w:ascii="思源黑体 CN Normal" w:eastAsia="思源黑体 CN Normal" w:hAnsi="思源黑体 CN Normal" w:hint="eastAsia"/>
+                <w:b/>
+                <w:color w:val="1E7648"/>
+                <w:sz w:val="28"/>
+                <w:szCs w:val="28"/>
+              </w:rPr>
+              <w:t>览</w:t>
+            </w:r>
+            <w:proofErr w:type="gramEnd"/>
           </w:p>
         </w:tc>
       </w:tr>
@@ -2432,8 +2444,21 @@
                 <w:sz w:val="28"/>
                 <w:szCs w:val="28"/>
               </w:rPr>
-              <w:t>检测总览</w:t>
-            </w:r>
+              <w:t>检测总</w:t>
+            </w:r>
+            <w:proofErr w:type="gramStart"/>
+            <w:r>
+              <w:rPr>
+                <w:rFonts w:ascii="思源黑体 CN Bold" w:eastAsia="思源黑体 CN Bold" w:hAnsi="思源黑体 CN Bold" w:hint="eastAsia"/>
+                <w:b/>
+                <w:bCs/>
+                <w:color w:val="1E7648"/>
+                <w:sz w:val="28"/>
+                <w:szCs w:val="28"/>
+              </w:rPr>
+              <w:t>览</w:t>
+            </w:r>
+            <w:proofErr w:type="gramEnd"/>
           </w:p>
         </w:tc>
       </w:tr>
@@ -2786,7 +2811,25 @@
                 <w:sz w:val="17"/>
                 <w:szCs w:val="17"/>
               </w:rPr>
-              <w:t>{{sample.ngs_platform|e}}</w:t>
+              <w:t>{{</w:t>
+            </w:r>
+            <w:proofErr w:type="spellStart"/>
+            <w:r>
+              <w:rPr>
+                <w:rFonts w:ascii="思源黑体 CN Normal" w:eastAsia="思源黑体 CN Normal" w:hAnsi="思源黑体 CN Normal"/>
+                <w:sz w:val="17"/>
+                <w:szCs w:val="17"/>
+              </w:rPr>
+              <w:t>sample.ngs_platform|e</w:t>
+            </w:r>
+            <w:proofErr w:type="spellEnd"/>
+            <w:r>
+              <w:rPr>
+                <w:rFonts w:ascii="思源黑体 CN Normal" w:eastAsia="思源黑体 CN Normal" w:hAnsi="思源黑体 CN Normal"/>
+                <w:sz w:val="17"/>
+                <w:szCs w:val="17"/>
+              </w:rPr>
+              <w:t>}}</w:t>
             </w:r>
           </w:p>
         </w:tc>
@@ -2874,7 +2917,27 @@
                 <w:sz w:val="17"/>
                 <w:szCs w:val="17"/>
               </w:rPr>
-              <w:t>个已获批或处于临床研究阶段的靶向药物的相关标志物。本产品可检测</w:t>
+              <w:t>个已获批或处于临床研究阶段的靶</w:t>
+            </w:r>
+            <w:proofErr w:type="gramStart"/>
+            <w:r>
+              <w:rPr>
+                <w:rFonts w:ascii="思源黑体 CN Normal" w:eastAsia="思源黑体 CN Normal" w:hAnsi="思源黑体 CN Normal" w:hint="eastAsia"/>
+                <w:color w:val="000000" w:themeColor="text1"/>
+                <w:sz w:val="17"/>
+                <w:szCs w:val="17"/>
+              </w:rPr>
+              <w:t>向药物</w:t>
+            </w:r>
+            <w:proofErr w:type="gramEnd"/>
+            <w:r>
+              <w:rPr>
+                <w:rFonts w:ascii="思源黑体 CN Normal" w:eastAsia="思源黑体 CN Normal" w:hAnsi="思源黑体 CN Normal" w:hint="eastAsia"/>
+                <w:color w:val="000000" w:themeColor="text1"/>
+                <w:sz w:val="17"/>
+                <w:szCs w:val="17"/>
+              </w:rPr>
+              <w:t>的相关标志物。本产品可检测</w:t>
             </w:r>
             <w:r>
               <w:rPr>
@@ -3114,7 +3177,27 @@
                 <w:sz w:val="17"/>
                 <w:szCs w:val="17"/>
               </w:rPr>
-              <w:t>基因与靶向药物相关的热点突变区域内的点突变、插入缺失、拷贝数变异（仅限</w:t>
+              <w:t>基因与靶</w:t>
+            </w:r>
+            <w:proofErr w:type="gramStart"/>
+            <w:r>
+              <w:rPr>
+                <w:rFonts w:ascii="思源黑体 CN Normal" w:eastAsia="思源黑体 CN Normal" w:hAnsi="思源黑体 CN Normal" w:hint="eastAsia"/>
+                <w:color w:val="000000" w:themeColor="text1"/>
+                <w:sz w:val="17"/>
+                <w:szCs w:val="17"/>
+              </w:rPr>
+              <w:t>向药物</w:t>
+            </w:r>
+            <w:proofErr w:type="gramEnd"/>
+            <w:r>
+              <w:rPr>
+                <w:rFonts w:ascii="思源黑体 CN Normal" w:eastAsia="思源黑体 CN Normal" w:hAnsi="思源黑体 CN Normal" w:hint="eastAsia"/>
+                <w:color w:val="000000" w:themeColor="text1"/>
+                <w:sz w:val="17"/>
+                <w:szCs w:val="17"/>
+              </w:rPr>
+              <w:t>相关的热点突变区域内的点突变、插入缺失、拷贝数变异（仅限</w:t>
             </w:r>
             <w:r>
               <w:rPr>
@@ -3340,7 +3423,51 @@
           <w:szCs w:val="13"/>
           <w:highlight w:val="magenta"/>
         </w:rPr>
-        <w:t>{{r page_break }}</w:t>
+        <w:t xml:space="preserve">{{r </w:t>
+      </w:r>
+      <w:proofErr w:type="spellStart"/>
+      <w:r>
+        <w:rPr>
+          <w:rFonts w:ascii="思源黑体 CN Light" w:eastAsia="思源黑体 CN Light" w:hAnsi="思源黑体 CN Light"/>
+          <w:color w:val="595959" w:themeColor="text1" w:themeTint="A6"/>
+          <w:sz w:val="13"/>
+          <w:szCs w:val="13"/>
+          <w:highlight w:val="magenta"/>
+        </w:rPr>
+        <w:t>page_</w:t>
+      </w:r>
+      <w:proofErr w:type="gramStart"/>
+      <w:r>
+        <w:rPr>
+          <w:rFonts w:ascii="思源黑体 CN Light" w:eastAsia="思源黑体 CN Light" w:hAnsi="思源黑体 CN Light"/>
+          <w:color w:val="595959" w:themeColor="text1" w:themeTint="A6"/>
+          <w:sz w:val="13"/>
+          <w:szCs w:val="13"/>
+          <w:highlight w:val="magenta"/>
+        </w:rPr>
+        <w:t>break</w:t>
+      </w:r>
+      <w:proofErr w:type="spellEnd"/>
+      <w:r>
+        <w:rPr>
+          <w:rFonts w:ascii="思源黑体 CN Light" w:eastAsia="思源黑体 CN Light" w:hAnsi="思源黑体 CN Light"/>
+          <w:color w:val="595959" w:themeColor="text1" w:themeTint="A6"/>
+          <w:sz w:val="13"/>
+          <w:szCs w:val="13"/>
+          <w:highlight w:val="magenta"/>
+        </w:rPr>
+        <w:t xml:space="preserve"> }</w:t>
+      </w:r>
+      <w:proofErr w:type="gramEnd"/>
+      <w:r>
+        <w:rPr>
+          <w:rFonts w:ascii="思源黑体 CN Light" w:eastAsia="思源黑体 CN Light" w:hAnsi="思源黑体 CN Light"/>
+          <w:color w:val="595959" w:themeColor="text1" w:themeTint="A6"/>
+          <w:sz w:val="13"/>
+          <w:szCs w:val="13"/>
+          <w:highlight w:val="magenta"/>
+        </w:rPr>
+        <w:t>}</w:t>
       </w:r>
     </w:p>
     <w:bookmarkEnd w:id="2"/>
@@ -3487,7 +3614,51 @@
           <w:szCs w:val="13"/>
           <w:highlight w:val="magenta"/>
         </w:rPr>
-        <w:t>{{r page_break }}</w:t>
+        <w:t xml:space="preserve">{{r </w:t>
+      </w:r>
+      <w:proofErr w:type="spellStart"/>
+      <w:r>
+        <w:rPr>
+          <w:rFonts w:ascii="思源黑体 CN Light" w:eastAsia="思源黑体 CN Light" w:hAnsi="思源黑体 CN Light"/>
+          <w:color w:val="595959" w:themeColor="text1" w:themeTint="A6"/>
+          <w:sz w:val="13"/>
+          <w:szCs w:val="13"/>
+          <w:highlight w:val="magenta"/>
+        </w:rPr>
+        <w:t>page_</w:t>
+      </w:r>
+      <w:proofErr w:type="gramStart"/>
+      <w:r>
+        <w:rPr>
+          <w:rFonts w:ascii="思源黑体 CN Light" w:eastAsia="思源黑体 CN Light" w:hAnsi="思源黑体 CN Light"/>
+          <w:color w:val="595959" w:themeColor="text1" w:themeTint="A6"/>
+          <w:sz w:val="13"/>
+          <w:szCs w:val="13"/>
+          <w:highlight w:val="magenta"/>
+        </w:rPr>
+        <w:t>break</w:t>
+      </w:r>
+      <w:proofErr w:type="spellEnd"/>
+      <w:r>
+        <w:rPr>
+          <w:rFonts w:ascii="思源黑体 CN Light" w:eastAsia="思源黑体 CN Light" w:hAnsi="思源黑体 CN Light"/>
+          <w:color w:val="595959" w:themeColor="text1" w:themeTint="A6"/>
+          <w:sz w:val="13"/>
+          <w:szCs w:val="13"/>
+          <w:highlight w:val="magenta"/>
+        </w:rPr>
+        <w:t xml:space="preserve"> }</w:t>
+      </w:r>
+      <w:proofErr w:type="gramEnd"/>
+      <w:r>
+        <w:rPr>
+          <w:rFonts w:ascii="思源黑体 CN Light" w:eastAsia="思源黑体 CN Light" w:hAnsi="思源黑体 CN Light"/>
+          <w:color w:val="595959" w:themeColor="text1" w:themeTint="A6"/>
+          <w:sz w:val="13"/>
+          <w:szCs w:val="13"/>
+          <w:highlight w:val="magenta"/>
+        </w:rPr>
+        <w:t>}</w:t>
       </w:r>
     </w:p>
     <w:p>
@@ -3692,7 +3863,31 @@
           <w:sz w:val="24"/>
           <w:szCs w:val="24"/>
         </w:rPr>
-        <w:t>doc.dyn_1_Overview_Variant_Synthesize }}</w:t>
+        <w:t>doc.dyn_1_Overview_Variant_</w:t>
+      </w:r>
+      <w:proofErr w:type="gramStart"/>
+      <w:r>
+        <w:rPr>
+          <w:rFonts w:ascii="思源黑体 CN Bold" w:eastAsia="思源黑体 CN Bold" w:hAnsi="思源黑体 CN Bold" w:cstheme="majorBidi"/>
+          <w:b/>
+          <w:bCs/>
+          <w:color w:val="1E7648"/>
+          <w:sz w:val="24"/>
+          <w:szCs w:val="24"/>
+        </w:rPr>
+        <w:t>Synthesize }</w:t>
+      </w:r>
+      <w:proofErr w:type="gramEnd"/>
+      <w:r>
+        <w:rPr>
+          <w:rFonts w:ascii="思源黑体 CN Bold" w:eastAsia="思源黑体 CN Bold" w:hAnsi="思源黑体 CN Bold" w:cstheme="majorBidi"/>
+          <w:b/>
+          <w:bCs/>
+          <w:color w:val="1E7648"/>
+          <w:sz w:val="24"/>
+          <w:szCs w:val="24"/>
+        </w:rPr>
+        <w:t>}</w:t>
       </w:r>
     </w:p>
     <w:p>
@@ -3962,8 +4157,9 @@
           <w:sz w:val="24"/>
           <w:szCs w:val="24"/>
         </w:rPr>
-        <w:t xml:space="preserve">dyn_1_Overview_Chemo </w:t>
-      </w:r>
+        <w:t>dyn_1_Overview_</w:t>
+      </w:r>
+      <w:proofErr w:type="gramStart"/>
       <w:r>
         <w:rPr>
           <w:rFonts w:ascii="思源黑体 CN Bold" w:eastAsia="思源黑体 CN Bold" w:hAnsi="思源黑体 CN Bold" w:cstheme="majorBidi"/>
@@ -3973,7 +4169,30 @@
           <w:sz w:val="24"/>
           <w:szCs w:val="24"/>
         </w:rPr>
-        <w:t>}}</w:t>
+        <w:t xml:space="preserve">Chemo </w:t>
+      </w:r>
+      <w:r>
+        <w:rPr>
+          <w:rFonts w:ascii="思源黑体 CN Bold" w:eastAsia="思源黑体 CN Bold" w:hAnsi="思源黑体 CN Bold" w:cstheme="majorBidi"/>
+          <w:b/>
+          <w:bCs/>
+          <w:color w:val="1E7648"/>
+          <w:sz w:val="24"/>
+          <w:szCs w:val="24"/>
+        </w:rPr>
+        <w:t>}</w:t>
+      </w:r>
+      <w:proofErr w:type="gramEnd"/>
+      <w:r>
+        <w:rPr>
+          <w:rFonts w:ascii="思源黑体 CN Bold" w:eastAsia="思源黑体 CN Bold" w:hAnsi="思源黑体 CN Bold" w:cstheme="majorBidi"/>
+          <w:b/>
+          <w:bCs/>
+          <w:color w:val="1E7648"/>
+          <w:sz w:val="24"/>
+          <w:szCs w:val="24"/>
+        </w:rPr>
+        <w:t>}</w:t>
       </w:r>
     </w:p>
     <w:p/>
@@ -4093,7 +4312,51 @@
           <w:szCs w:val="13"/>
           <w:highlight w:val="magenta"/>
         </w:rPr>
-        <w:t>{{r page_break }}</w:t>
+        <w:t xml:space="preserve">{{r </w:t>
+      </w:r>
+      <w:proofErr w:type="spellStart"/>
+      <w:r>
+        <w:rPr>
+          <w:rFonts w:ascii="思源黑体 CN Light" w:eastAsia="思源黑体 CN Light" w:hAnsi="思源黑体 CN Light"/>
+          <w:color w:val="595959" w:themeColor="text1" w:themeTint="A6"/>
+          <w:sz w:val="13"/>
+          <w:szCs w:val="13"/>
+          <w:highlight w:val="magenta"/>
+        </w:rPr>
+        <w:t>page_</w:t>
+      </w:r>
+      <w:proofErr w:type="gramStart"/>
+      <w:r>
+        <w:rPr>
+          <w:rFonts w:ascii="思源黑体 CN Light" w:eastAsia="思源黑体 CN Light" w:hAnsi="思源黑体 CN Light"/>
+          <w:color w:val="595959" w:themeColor="text1" w:themeTint="A6"/>
+          <w:sz w:val="13"/>
+          <w:szCs w:val="13"/>
+          <w:highlight w:val="magenta"/>
+        </w:rPr>
+        <w:t>break</w:t>
+      </w:r>
+      <w:proofErr w:type="spellEnd"/>
+      <w:r>
+        <w:rPr>
+          <w:rFonts w:ascii="思源黑体 CN Light" w:eastAsia="思源黑体 CN Light" w:hAnsi="思源黑体 CN Light"/>
+          <w:color w:val="595959" w:themeColor="text1" w:themeTint="A6"/>
+          <w:sz w:val="13"/>
+          <w:szCs w:val="13"/>
+          <w:highlight w:val="magenta"/>
+        </w:rPr>
+        <w:t xml:space="preserve"> }</w:t>
+      </w:r>
+      <w:proofErr w:type="gramEnd"/>
+      <w:r>
+        <w:rPr>
+          <w:rFonts w:ascii="思源黑体 CN Light" w:eastAsia="思源黑体 CN Light" w:hAnsi="思源黑体 CN Light"/>
+          <w:color w:val="595959" w:themeColor="text1" w:themeTint="A6"/>
+          <w:sz w:val="13"/>
+          <w:szCs w:val="13"/>
+          <w:highlight w:val="magenta"/>
+        </w:rPr>
+        <w:t>}</w:t>
       </w:r>
     </w:p>
     <w:tbl>
@@ -4783,7 +5046,51 @@
           <w:szCs w:val="13"/>
           <w:highlight w:val="magenta"/>
         </w:rPr>
-        <w:t>{{r page_break }}</w:t>
+        <w:t xml:space="preserve">{{r </w:t>
+      </w:r>
+      <w:proofErr w:type="spellStart"/>
+      <w:r>
+        <w:rPr>
+          <w:rFonts w:ascii="思源黑体 CN Light" w:eastAsia="思源黑体 CN Light" w:hAnsi="思源黑体 CN Light"/>
+          <w:color w:val="595959" w:themeColor="text1" w:themeTint="A6"/>
+          <w:sz w:val="13"/>
+          <w:szCs w:val="13"/>
+          <w:highlight w:val="magenta"/>
+        </w:rPr>
+        <w:t>page_</w:t>
+      </w:r>
+      <w:proofErr w:type="gramStart"/>
+      <w:r>
+        <w:rPr>
+          <w:rFonts w:ascii="思源黑体 CN Light" w:eastAsia="思源黑体 CN Light" w:hAnsi="思源黑体 CN Light"/>
+          <w:color w:val="595959" w:themeColor="text1" w:themeTint="A6"/>
+          <w:sz w:val="13"/>
+          <w:szCs w:val="13"/>
+          <w:highlight w:val="magenta"/>
+        </w:rPr>
+        <w:t>break</w:t>
+      </w:r>
+      <w:proofErr w:type="spellEnd"/>
+      <w:r>
+        <w:rPr>
+          <w:rFonts w:ascii="思源黑体 CN Light" w:eastAsia="思源黑体 CN Light" w:hAnsi="思源黑体 CN Light"/>
+          <w:color w:val="595959" w:themeColor="text1" w:themeTint="A6"/>
+          <w:sz w:val="13"/>
+          <w:szCs w:val="13"/>
+          <w:highlight w:val="magenta"/>
+        </w:rPr>
+        <w:t xml:space="preserve"> }</w:t>
+      </w:r>
+      <w:proofErr w:type="gramEnd"/>
+      <w:r>
+        <w:rPr>
+          <w:rFonts w:ascii="思源黑体 CN Light" w:eastAsia="思源黑体 CN Light" w:hAnsi="思源黑体 CN Light"/>
+          <w:color w:val="595959" w:themeColor="text1" w:themeTint="A6"/>
+          <w:sz w:val="13"/>
+          <w:szCs w:val="13"/>
+          <w:highlight w:val="magenta"/>
+        </w:rPr>
+        <w:t>}</w:t>
       </w:r>
     </w:p>
     <w:tbl>
@@ -5148,7 +5455,51 @@
           <w:szCs w:val="13"/>
           <w:highlight w:val="magenta"/>
         </w:rPr>
-        <w:t>{{r page_break }}</w:t>
+        <w:t xml:space="preserve">{{r </w:t>
+      </w:r>
+      <w:proofErr w:type="spellStart"/>
+      <w:r>
+        <w:rPr>
+          <w:rFonts w:ascii="思源黑体 CN Light" w:eastAsia="思源黑体 CN Light" w:hAnsi="思源黑体 CN Light"/>
+          <w:color w:val="595959" w:themeColor="text1" w:themeTint="A6"/>
+          <w:sz w:val="13"/>
+          <w:szCs w:val="13"/>
+          <w:highlight w:val="magenta"/>
+        </w:rPr>
+        <w:t>page_</w:t>
+      </w:r>
+      <w:proofErr w:type="gramStart"/>
+      <w:r>
+        <w:rPr>
+          <w:rFonts w:ascii="思源黑体 CN Light" w:eastAsia="思源黑体 CN Light" w:hAnsi="思源黑体 CN Light"/>
+          <w:color w:val="595959" w:themeColor="text1" w:themeTint="A6"/>
+          <w:sz w:val="13"/>
+          <w:szCs w:val="13"/>
+          <w:highlight w:val="magenta"/>
+        </w:rPr>
+        <w:t>break</w:t>
+      </w:r>
+      <w:proofErr w:type="spellEnd"/>
+      <w:r>
+        <w:rPr>
+          <w:rFonts w:ascii="思源黑体 CN Light" w:eastAsia="思源黑体 CN Light" w:hAnsi="思源黑体 CN Light"/>
+          <w:color w:val="595959" w:themeColor="text1" w:themeTint="A6"/>
+          <w:sz w:val="13"/>
+          <w:szCs w:val="13"/>
+          <w:highlight w:val="magenta"/>
+        </w:rPr>
+        <w:t xml:space="preserve"> }</w:t>
+      </w:r>
+      <w:proofErr w:type="gramEnd"/>
+      <w:r>
+        <w:rPr>
+          <w:rFonts w:ascii="思源黑体 CN Light" w:eastAsia="思源黑体 CN Light" w:hAnsi="思源黑体 CN Light"/>
+          <w:color w:val="595959" w:themeColor="text1" w:themeTint="A6"/>
+          <w:sz w:val="13"/>
+          <w:szCs w:val="13"/>
+          <w:highlight w:val="magenta"/>
+        </w:rPr>
+        <w:t>}</w:t>
       </w:r>
     </w:p>
     <w:tbl>
@@ -5524,7 +5875,51 @@
           <w:szCs w:val="13"/>
           <w:highlight w:val="magenta"/>
         </w:rPr>
-        <w:t>{{r page_break }}</w:t>
+        <w:t xml:space="preserve">{{r </w:t>
+      </w:r>
+      <w:proofErr w:type="spellStart"/>
+      <w:r>
+        <w:rPr>
+          <w:rFonts w:ascii="思源黑体 CN Light" w:eastAsia="思源黑体 CN Light" w:hAnsi="思源黑体 CN Light"/>
+          <w:color w:val="595959" w:themeColor="text1" w:themeTint="A6"/>
+          <w:sz w:val="13"/>
+          <w:szCs w:val="13"/>
+          <w:highlight w:val="magenta"/>
+        </w:rPr>
+        <w:t>page_</w:t>
+      </w:r>
+      <w:proofErr w:type="gramStart"/>
+      <w:r>
+        <w:rPr>
+          <w:rFonts w:ascii="思源黑体 CN Light" w:eastAsia="思源黑体 CN Light" w:hAnsi="思源黑体 CN Light"/>
+          <w:color w:val="595959" w:themeColor="text1" w:themeTint="A6"/>
+          <w:sz w:val="13"/>
+          <w:szCs w:val="13"/>
+          <w:highlight w:val="magenta"/>
+        </w:rPr>
+        <w:t>break</w:t>
+      </w:r>
+      <w:proofErr w:type="spellEnd"/>
+      <w:r>
+        <w:rPr>
+          <w:rFonts w:ascii="思源黑体 CN Light" w:eastAsia="思源黑体 CN Light" w:hAnsi="思源黑体 CN Light"/>
+          <w:color w:val="595959" w:themeColor="text1" w:themeTint="A6"/>
+          <w:sz w:val="13"/>
+          <w:szCs w:val="13"/>
+          <w:highlight w:val="magenta"/>
+        </w:rPr>
+        <w:t xml:space="preserve"> }</w:t>
+      </w:r>
+      <w:proofErr w:type="gramEnd"/>
+      <w:r>
+        <w:rPr>
+          <w:rFonts w:ascii="思源黑体 CN Light" w:eastAsia="思源黑体 CN Light" w:hAnsi="思源黑体 CN Light"/>
+          <w:color w:val="595959" w:themeColor="text1" w:themeTint="A6"/>
+          <w:sz w:val="13"/>
+          <w:szCs w:val="13"/>
+          <w:highlight w:val="magenta"/>
+        </w:rPr>
+        <w:t>}</w:t>
       </w:r>
     </w:p>
     <w:tbl>
@@ -6063,7 +6458,98 @@
                 <w:sz w:val="17"/>
                 <w:szCs w:val="17"/>
               </w:rPr>
-              <w:t>{%if sample.tumor_content%}{{sample.tumor_content}}{%else%}{%if lib_quality_control and lib_quality_control.lib_dna_qc and lib_quality_control.lib_dna_qc.tumor_content%}{{lib_quality_control.lib_dna_qc.tumor_content}}{%else%}/{%endif%}{%endif%}</w:t>
+              <w:t xml:space="preserve">{%if </w:t>
+            </w:r>
+            <w:proofErr w:type="spellStart"/>
+            <w:proofErr w:type="gramStart"/>
+            <w:r>
+              <w:rPr>
+                <w:rFonts w:ascii="思源黑体 CN Normal" w:eastAsia="思源黑体 CN Normal" w:hAnsi="思源黑体 CN Normal" w:cs="思源黑体 CN Light"/>
+                <w:kern w:val="0"/>
+                <w:sz w:val="17"/>
+                <w:szCs w:val="17"/>
+              </w:rPr>
+              <w:t>sample.tumor</w:t>
+            </w:r>
+            <w:proofErr w:type="gramEnd"/>
+            <w:r>
+              <w:rPr>
+                <w:rFonts w:ascii="思源黑体 CN Normal" w:eastAsia="思源黑体 CN Normal" w:hAnsi="思源黑体 CN Normal" w:cs="思源黑体 CN Light"/>
+                <w:kern w:val="0"/>
+                <w:sz w:val="17"/>
+                <w:szCs w:val="17"/>
+              </w:rPr>
+              <w:t>_content</w:t>
+            </w:r>
+            <w:proofErr w:type="spellEnd"/>
+            <w:r>
+              <w:rPr>
+                <w:rFonts w:ascii="思源黑体 CN Normal" w:eastAsia="思源黑体 CN Normal" w:hAnsi="思源黑体 CN Normal" w:cs="思源黑体 CN Light"/>
+                <w:kern w:val="0"/>
+                <w:sz w:val="17"/>
+                <w:szCs w:val="17"/>
+              </w:rPr>
+              <w:t>%}{{</w:t>
+            </w:r>
+            <w:proofErr w:type="spellStart"/>
+            <w:r>
+              <w:rPr>
+                <w:rFonts w:ascii="思源黑体 CN Normal" w:eastAsia="思源黑体 CN Normal" w:hAnsi="思源黑体 CN Normal" w:cs="思源黑体 CN Light"/>
+                <w:kern w:val="0"/>
+                <w:sz w:val="17"/>
+                <w:szCs w:val="17"/>
+              </w:rPr>
+              <w:t>sample.tumor_content</w:t>
+            </w:r>
+            <w:proofErr w:type="spellEnd"/>
+            <w:r>
+              <w:rPr>
+                <w:rFonts w:ascii="思源黑体 CN Normal" w:eastAsia="思源黑体 CN Normal" w:hAnsi="思源黑体 CN Normal" w:cs="思源黑体 CN Light"/>
+                <w:kern w:val="0"/>
+                <w:sz w:val="17"/>
+                <w:szCs w:val="17"/>
+              </w:rPr>
+              <w:t xml:space="preserve">}}{%else%}{%if </w:t>
+            </w:r>
+            <w:proofErr w:type="spellStart"/>
+            <w:r>
+              <w:rPr>
+                <w:rFonts w:ascii="思源黑体 CN Normal" w:eastAsia="思源黑体 CN Normal" w:hAnsi="思源黑体 CN Normal" w:cs="思源黑体 CN Light"/>
+                <w:kern w:val="0"/>
+                <w:sz w:val="17"/>
+                <w:szCs w:val="17"/>
+              </w:rPr>
+              <w:t>lib_quality_control</w:t>
+            </w:r>
+            <w:proofErr w:type="spellEnd"/>
+            <w:r>
+              <w:rPr>
+                <w:rFonts w:ascii="思源黑体 CN Normal" w:eastAsia="思源黑体 CN Normal" w:hAnsi="思源黑体 CN Normal" w:cs="思源黑体 CN Light"/>
+                <w:kern w:val="0"/>
+                <w:sz w:val="17"/>
+                <w:szCs w:val="17"/>
+              </w:rPr>
+              <w:t xml:space="preserve"> and </w:t>
+            </w:r>
+            <w:proofErr w:type="spellStart"/>
+            <w:r>
+              <w:rPr>
+                <w:rFonts w:ascii="思源黑体 CN Normal" w:eastAsia="思源黑体 CN Normal" w:hAnsi="思源黑体 CN Normal" w:cs="思源黑体 CN Light"/>
+                <w:kern w:val="0"/>
+                <w:sz w:val="17"/>
+                <w:szCs w:val="17"/>
+              </w:rPr>
+              <w:t>lib_quality_control.lib_dna_qc</w:t>
+            </w:r>
+            <w:proofErr w:type="spellEnd"/>
+            <w:r>
+              <w:rPr>
+                <w:rFonts w:ascii="思源黑体 CN Normal" w:eastAsia="思源黑体 CN Normal" w:hAnsi="思源黑体 CN Normal" w:cs="思源黑体 CN Light"/>
+                <w:kern w:val="0"/>
+                <w:sz w:val="17"/>
+                <w:szCs w:val="17"/>
+              </w:rPr>
+              <w:t xml:space="preserve"> and lib_quality_control.lib_dna_qc.tumor_content%}{{lib_quality_control.lib_dna_qc.tumor_content}}{%else%}/{%endif%}{%endif%}</w:t>
             </w:r>
           </w:p>
         </w:tc>
@@ -6201,6 +6687,7 @@
               </w:rPr>
               <w:t>ng/</w:t>
             </w:r>
+            <w:proofErr w:type="spellStart"/>
             <w:r>
               <w:t>μ</w:t>
             </w:r>
@@ -6213,6 +6700,7 @@
               </w:rPr>
               <w:t>L</w:t>
             </w:r>
+            <w:proofErr w:type="spellEnd"/>
             <w:r>
               <w:rPr>
                 <w:rFonts w:ascii="思源黑体 CN Normal" w:eastAsia="思源黑体 CN Normal" w:hAnsi="思源黑体 CN Normal" w:cs="思源黑体 CN Light" w:hint="eastAsia"/>
@@ -6257,7 +6745,73 @@
                 <w:szCs w:val="17"/>
                 <w:lang w:bidi="ar"/>
               </w:rPr>
-              <w:t>{%if lib_quality_control and lib_quality_control.lib_dna_qc and lib_quality_control.lib_dna_qc.library_concn%}{{lib_quality_control.lib_dna_qc.library_concn|replace(“.00”,””)}}{%else%}{%endif%}</w:t>
+              <w:t xml:space="preserve">{%if </w:t>
+            </w:r>
+            <w:proofErr w:type="spellStart"/>
+            <w:r>
+              <w:rPr>
+                <w:rFonts w:ascii="思源黑体 CN Normal" w:eastAsia="思源黑体 CN Normal" w:hAnsi="思源黑体 CN Normal" w:cs="思源黑体 CN Light"/>
+                <w:kern w:val="0"/>
+                <w:sz w:val="17"/>
+                <w:szCs w:val="17"/>
+                <w:lang w:bidi="ar"/>
+              </w:rPr>
+              <w:t>lib_quality_control</w:t>
+            </w:r>
+            <w:proofErr w:type="spellEnd"/>
+            <w:r>
+              <w:rPr>
+                <w:rFonts w:ascii="思源黑体 CN Normal" w:eastAsia="思源黑体 CN Normal" w:hAnsi="思源黑体 CN Normal" w:cs="思源黑体 CN Light"/>
+                <w:kern w:val="0"/>
+                <w:sz w:val="17"/>
+                <w:szCs w:val="17"/>
+                <w:lang w:bidi="ar"/>
+              </w:rPr>
+              <w:t xml:space="preserve"> and </w:t>
+            </w:r>
+            <w:proofErr w:type="spellStart"/>
+            <w:r>
+              <w:rPr>
+                <w:rFonts w:ascii="思源黑体 CN Normal" w:eastAsia="思源黑体 CN Normal" w:hAnsi="思源黑体 CN Normal" w:cs="思源黑体 CN Light"/>
+                <w:kern w:val="0"/>
+                <w:sz w:val="17"/>
+                <w:szCs w:val="17"/>
+                <w:lang w:bidi="ar"/>
+              </w:rPr>
+              <w:t>lib_quality_control.lib_dna_qc</w:t>
+            </w:r>
+            <w:proofErr w:type="spellEnd"/>
+            <w:r>
+              <w:rPr>
+                <w:rFonts w:ascii="思源黑体 CN Normal" w:eastAsia="思源黑体 CN Normal" w:hAnsi="思源黑体 CN Normal" w:cs="思源黑体 CN Light"/>
+                <w:kern w:val="0"/>
+                <w:sz w:val="17"/>
+                <w:szCs w:val="17"/>
+                <w:lang w:bidi="ar"/>
+              </w:rPr>
+              <w:t xml:space="preserve"> and lib_quality_control.lib_dna_</w:t>
+            </w:r>
+            <w:proofErr w:type="gramStart"/>
+            <w:r>
+              <w:rPr>
+                <w:rFonts w:ascii="思源黑体 CN Normal" w:eastAsia="思源黑体 CN Normal" w:hAnsi="思源黑体 CN Normal" w:cs="思源黑体 CN Light"/>
+                <w:kern w:val="0"/>
+                <w:sz w:val="17"/>
+                <w:szCs w:val="17"/>
+                <w:lang w:bidi="ar"/>
+              </w:rPr>
+              <w:t>qc.library</w:t>
+            </w:r>
+            <w:proofErr w:type="gramEnd"/>
+            <w:r>
+              <w:rPr>
+                <w:rFonts w:ascii="思源黑体 CN Normal" w:eastAsia="思源黑体 CN Normal" w:hAnsi="思源黑体 CN Normal" w:cs="思源黑体 CN Light"/>
+                <w:kern w:val="0"/>
+                <w:sz w:val="17"/>
+                <w:szCs w:val="17"/>
+                <w:lang w:bidi="ar"/>
+              </w:rPr>
+              <w:t>_concn%}{{lib_quality_control.lib_dna_qc.library_concn|replace(“.00”,””)}}{%else%}{%endif%}</w:t>
             </w:r>
           </w:p>
         </w:tc>
@@ -6399,7 +6953,27 @@
                 <w:sz w:val="17"/>
                 <w:szCs w:val="17"/>
               </w:rPr>
-              <w:t>{{qc.dna_data_qc.cleandata_q30}}</w:t>
+              <w:t>{{qc.dna_data_</w:t>
+            </w:r>
+            <w:proofErr w:type="gramStart"/>
+            <w:r>
+              <w:rPr>
+                <w:rFonts w:ascii="思源黑体 CN Normal" w:eastAsia="思源黑体 CN Normal" w:hAnsi="思源黑体 CN Normal" w:cs="思源黑体 CN Light"/>
+                <w:kern w:val="0"/>
+                <w:sz w:val="17"/>
+                <w:szCs w:val="17"/>
+              </w:rPr>
+              <w:t>qc.cleandata</w:t>
+            </w:r>
+            <w:proofErr w:type="gramEnd"/>
+            <w:r>
+              <w:rPr>
+                <w:rFonts w:ascii="思源黑体 CN Normal" w:eastAsia="思源黑体 CN Normal" w:hAnsi="思源黑体 CN Normal" w:cs="思源黑体 CN Light"/>
+                <w:kern w:val="0"/>
+                <w:sz w:val="17"/>
+                <w:szCs w:val="17"/>
+              </w:rPr>
+              <w:t>_q30}}</w:t>
             </w:r>
           </w:p>
         </w:tc>
@@ -6534,8 +7108,9 @@
                 <w:sz w:val="17"/>
                 <w:szCs w:val="17"/>
               </w:rPr>
-              <w:t>{{qc.dna_data_qc.</w:t>
-            </w:r>
+              <w:t>{{</w:t>
+            </w:r>
+            <w:proofErr w:type="spellStart"/>
             <w:r>
               <w:rPr>
                 <w:rFonts w:ascii="思源黑体 CN Normal" w:eastAsia="思源黑体 CN Normal" w:hAnsi="思源黑体 CN Normal" w:cs="思源黑体 CN Light"/>
@@ -6543,8 +7118,38 @@
                 <w:sz w:val="17"/>
                 <w:szCs w:val="17"/>
               </w:rPr>
-              <w:t>mapping_ratio</w:t>
-            </w:r>
+              <w:t>qc.dna_data_</w:t>
+            </w:r>
+            <w:proofErr w:type="gramStart"/>
+            <w:r>
+              <w:rPr>
+                <w:rFonts w:ascii="思源黑体 CN Normal" w:eastAsia="思源黑体 CN Normal" w:hAnsi="思源黑体 CN Normal" w:cs="思源黑体 CN Light"/>
+                <w:kern w:val="0"/>
+                <w:sz w:val="17"/>
+                <w:szCs w:val="17"/>
+              </w:rPr>
+              <w:t>qc.</w:t>
+            </w:r>
+            <w:r>
+              <w:rPr>
+                <w:rFonts w:ascii="思源黑体 CN Normal" w:eastAsia="思源黑体 CN Normal" w:hAnsi="思源黑体 CN Normal" w:cs="思源黑体 CN Light"/>
+                <w:kern w:val="0"/>
+                <w:sz w:val="17"/>
+                <w:szCs w:val="17"/>
+              </w:rPr>
+              <w:t>mapping</w:t>
+            </w:r>
+            <w:proofErr w:type="gramEnd"/>
+            <w:r>
+              <w:rPr>
+                <w:rFonts w:ascii="思源黑体 CN Normal" w:eastAsia="思源黑体 CN Normal" w:hAnsi="思源黑体 CN Normal" w:cs="思源黑体 CN Light"/>
+                <w:kern w:val="0"/>
+                <w:sz w:val="17"/>
+                <w:szCs w:val="17"/>
+              </w:rPr>
+              <w:t>_ratio</w:t>
+            </w:r>
+            <w:proofErr w:type="spellEnd"/>
             <w:r>
               <w:rPr>
                 <w:rFonts w:ascii="思源黑体 CN Normal" w:eastAsia="思源黑体 CN Normal" w:hAnsi="思源黑体 CN Normal" w:cs="思源黑体 CN Light"/>
@@ -6687,7 +7292,47 @@
                 <w:sz w:val="17"/>
                 <w:szCs w:val="17"/>
               </w:rPr>
-              <w:t>{{qc.dna_data_qc.cover_ratio}}</w:t>
+              <w:t>{{</w:t>
+            </w:r>
+            <w:proofErr w:type="spellStart"/>
+            <w:r>
+              <w:rPr>
+                <w:rFonts w:ascii="思源黑体 CN Normal" w:eastAsia="思源黑体 CN Normal" w:hAnsi="思源黑体 CN Normal" w:cs="思源黑体 CN Light"/>
+                <w:kern w:val="0"/>
+                <w:sz w:val="17"/>
+                <w:szCs w:val="17"/>
+              </w:rPr>
+              <w:t>qc.dna_data_</w:t>
+            </w:r>
+            <w:proofErr w:type="gramStart"/>
+            <w:r>
+              <w:rPr>
+                <w:rFonts w:ascii="思源黑体 CN Normal" w:eastAsia="思源黑体 CN Normal" w:hAnsi="思源黑体 CN Normal" w:cs="思源黑体 CN Light"/>
+                <w:kern w:val="0"/>
+                <w:sz w:val="17"/>
+                <w:szCs w:val="17"/>
+              </w:rPr>
+              <w:t>qc.cover</w:t>
+            </w:r>
+            <w:proofErr w:type="gramEnd"/>
+            <w:r>
+              <w:rPr>
+                <w:rFonts w:ascii="思源黑体 CN Normal" w:eastAsia="思源黑体 CN Normal" w:hAnsi="思源黑体 CN Normal" w:cs="思源黑体 CN Light"/>
+                <w:kern w:val="0"/>
+                <w:sz w:val="17"/>
+                <w:szCs w:val="17"/>
+              </w:rPr>
+              <w:t>_ratio</w:t>
+            </w:r>
+            <w:proofErr w:type="spellEnd"/>
+            <w:r>
+              <w:rPr>
+                <w:rFonts w:ascii="思源黑体 CN Normal" w:eastAsia="思源黑体 CN Normal" w:hAnsi="思源黑体 CN Normal" w:cs="思源黑体 CN Light"/>
+                <w:kern w:val="0"/>
+                <w:sz w:val="17"/>
+                <w:szCs w:val="17"/>
+              </w:rPr>
+              <w:t>}}</w:t>
             </w:r>
           </w:p>
         </w:tc>
@@ -6788,7 +7433,29 @@
                 <w:szCs w:val="17"/>
                 <w:lang w:bidi="ar"/>
               </w:rPr>
-              <w:t>均一性</w:t>
+              <w:t>均</w:t>
+            </w:r>
+            <w:proofErr w:type="gramStart"/>
+            <w:r>
+              <w:rPr>
+                <w:rFonts w:ascii="思源黑体 CN Normal" w:eastAsia="思源黑体 CN Normal" w:hAnsi="思源黑体 CN Normal" w:cs="思源黑体 CN Light" w:hint="eastAsia"/>
+                <w:kern w:val="0"/>
+                <w:sz w:val="17"/>
+                <w:szCs w:val="17"/>
+                <w:lang w:bidi="ar"/>
+              </w:rPr>
+              <w:t>一</w:t>
+            </w:r>
+            <w:proofErr w:type="gramEnd"/>
+            <w:r>
+              <w:rPr>
+                <w:rFonts w:ascii="思源黑体 CN Normal" w:eastAsia="思源黑体 CN Normal" w:hAnsi="思源黑体 CN Normal" w:cs="思源黑体 CN Light" w:hint="eastAsia"/>
+                <w:kern w:val="0"/>
+                <w:sz w:val="17"/>
+                <w:szCs w:val="17"/>
+                <w:lang w:bidi="ar"/>
+              </w:rPr>
+              <w:t>性</w:t>
             </w:r>
           </w:p>
         </w:tc>
@@ -6822,7 +7489,27 @@
                 <w:sz w:val="17"/>
                 <w:szCs w:val="17"/>
               </w:rPr>
-              <w:t>{{qc.dna_data_qc.uni20}}</w:t>
+              <w:t>{{qc.dna_data_</w:t>
+            </w:r>
+            <w:proofErr w:type="gramStart"/>
+            <w:r>
+              <w:rPr>
+                <w:rFonts w:ascii="思源黑体 CN Normal" w:eastAsia="思源黑体 CN Normal" w:hAnsi="思源黑体 CN Normal" w:cs="思源黑体 CN Light"/>
+                <w:kern w:val="0"/>
+                <w:sz w:val="17"/>
+                <w:szCs w:val="17"/>
+              </w:rPr>
+              <w:t>qc.uni</w:t>
+            </w:r>
+            <w:proofErr w:type="gramEnd"/>
+            <w:r>
+              <w:rPr>
+                <w:rFonts w:ascii="思源黑体 CN Normal" w:eastAsia="思源黑体 CN Normal" w:hAnsi="思源黑体 CN Normal" w:cs="思源黑体 CN Light"/>
+                <w:kern w:val="0"/>
+                <w:sz w:val="17"/>
+                <w:szCs w:val="17"/>
+              </w:rPr>
+              <w:t>20}}</w:t>
             </w:r>
           </w:p>
         </w:tc>
@@ -6966,7 +7653,47 @@
                 <w:sz w:val="17"/>
                 <w:szCs w:val="17"/>
               </w:rPr>
-              <w:t>{{qc.dna_data_qc.depth_ssbc}}</w:t>
+              <w:t>{{</w:t>
+            </w:r>
+            <w:proofErr w:type="spellStart"/>
+            <w:r>
+              <w:rPr>
+                <w:rFonts w:ascii="思源黑体 CN Normal" w:eastAsia="思源黑体 CN Normal" w:hAnsi="思源黑体 CN Normal" w:cs="思源黑体 CN Light"/>
+                <w:kern w:val="0"/>
+                <w:sz w:val="17"/>
+                <w:szCs w:val="17"/>
+              </w:rPr>
+              <w:t>qc.dna_data_</w:t>
+            </w:r>
+            <w:proofErr w:type="gramStart"/>
+            <w:r>
+              <w:rPr>
+                <w:rFonts w:ascii="思源黑体 CN Normal" w:eastAsia="思源黑体 CN Normal" w:hAnsi="思源黑体 CN Normal" w:cs="思源黑体 CN Light"/>
+                <w:kern w:val="0"/>
+                <w:sz w:val="17"/>
+                <w:szCs w:val="17"/>
+              </w:rPr>
+              <w:t>qc.depth</w:t>
+            </w:r>
+            <w:proofErr w:type="gramEnd"/>
+            <w:r>
+              <w:rPr>
+                <w:rFonts w:ascii="思源黑体 CN Normal" w:eastAsia="思源黑体 CN Normal" w:hAnsi="思源黑体 CN Normal" w:cs="思源黑体 CN Light"/>
+                <w:kern w:val="0"/>
+                <w:sz w:val="17"/>
+                <w:szCs w:val="17"/>
+              </w:rPr>
+              <w:t>_ssbc</w:t>
+            </w:r>
+            <w:proofErr w:type="spellEnd"/>
+            <w:r>
+              <w:rPr>
+                <w:rFonts w:ascii="思源黑体 CN Normal" w:eastAsia="思源黑体 CN Normal" w:hAnsi="思源黑体 CN Normal" w:cs="思源黑体 CN Light"/>
+                <w:kern w:val="0"/>
+                <w:sz w:val="17"/>
+                <w:szCs w:val="17"/>
+              </w:rPr>
+              <w:t>}}</w:t>
             </w:r>
           </w:p>
         </w:tc>
@@ -7111,7 +7838,47 @@
                 <w:sz w:val="17"/>
                 <w:szCs w:val="17"/>
               </w:rPr>
-              <w:t>{%if qc.dna_data_qc.depth_rna_ctrl %}{{qc.dna_data_qc.depth_rna_ctrl|replace(“.00”,””)}}{%else%}0{%endif%}</w:t>
+              <w:t xml:space="preserve">{%if </w:t>
+            </w:r>
+            <w:proofErr w:type="spellStart"/>
+            <w:r>
+              <w:rPr>
+                <w:rFonts w:ascii="思源黑体 CN Normal" w:eastAsia="思源黑体 CN Normal" w:hAnsi="思源黑体 CN Normal" w:cs="思源黑体 CN Light"/>
+                <w:kern w:val="0"/>
+                <w:sz w:val="17"/>
+                <w:szCs w:val="17"/>
+              </w:rPr>
+              <w:t>qc.dna_data_</w:t>
+            </w:r>
+            <w:proofErr w:type="gramStart"/>
+            <w:r>
+              <w:rPr>
+                <w:rFonts w:ascii="思源黑体 CN Normal" w:eastAsia="思源黑体 CN Normal" w:hAnsi="思源黑体 CN Normal" w:cs="思源黑体 CN Light"/>
+                <w:kern w:val="0"/>
+                <w:sz w:val="17"/>
+                <w:szCs w:val="17"/>
+              </w:rPr>
+              <w:t>qc.depth</w:t>
+            </w:r>
+            <w:proofErr w:type="gramEnd"/>
+            <w:r>
+              <w:rPr>
+                <w:rFonts w:ascii="思源黑体 CN Normal" w:eastAsia="思源黑体 CN Normal" w:hAnsi="思源黑体 CN Normal" w:cs="思源黑体 CN Light"/>
+                <w:kern w:val="0"/>
+                <w:sz w:val="17"/>
+                <w:szCs w:val="17"/>
+              </w:rPr>
+              <w:t>_rna_ctrl</w:t>
+            </w:r>
+            <w:proofErr w:type="spellEnd"/>
+            <w:r>
+              <w:rPr>
+                <w:rFonts w:ascii="思源黑体 CN Normal" w:eastAsia="思源黑体 CN Normal" w:hAnsi="思源黑体 CN Normal" w:cs="思源黑体 CN Light"/>
+                <w:kern w:val="0"/>
+                <w:sz w:val="17"/>
+                <w:szCs w:val="17"/>
+              </w:rPr>
+              <w:t xml:space="preserve"> %}{{qc.dna_data_qc.depth_rna_ctrl|replace(“.00”,””)}}{%else%}0{%endif%}</w:t>
             </w:r>
           </w:p>
         </w:tc>
@@ -7232,7 +7999,27 @@
           <w:sz w:val="16"/>
           <w:szCs w:val="16"/>
         </w:rPr>
-        <w:t>石蜡玻片时才能进行病理质控，若肿瘤细胞含量低于20%，可能会影响检测结果的准确性</w:t>
+        <w:t>石蜡</w:t>
+      </w:r>
+      <w:proofErr w:type="gramStart"/>
+      <w:r>
+        <w:rPr>
+          <w:rFonts w:ascii="思源黑体 CN Normal" w:eastAsia="思源黑体 CN Normal" w:hAnsi="思源黑体 CN Normal" w:hint="eastAsia"/>
+          <w:color w:val="000000" w:themeColor="text1"/>
+          <w:sz w:val="16"/>
+          <w:szCs w:val="16"/>
+        </w:rPr>
+        <w:t>玻</w:t>
+      </w:r>
+      <w:proofErr w:type="gramEnd"/>
+      <w:r>
+        <w:rPr>
+          <w:rFonts w:ascii="思源黑体 CN Normal" w:eastAsia="思源黑体 CN Normal" w:hAnsi="思源黑体 CN Normal" w:hint="eastAsia"/>
+          <w:color w:val="000000" w:themeColor="text1"/>
+          <w:sz w:val="16"/>
+          <w:szCs w:val="16"/>
+        </w:rPr>
+        <w:t>片时才能进行病理质控，若肿瘤细胞含量低于20%，可能会影响检测结果的准确性</w:t>
       </w:r>
       <w:r>
         <w:rPr>
@@ -7322,7 +8109,27 @@
           <w:sz w:val="16"/>
           <w:szCs w:val="16"/>
         </w:rPr>
-        <w:t>覆盖度：检测到的区域占目标区域的比例；</w:t>
+        <w:t>覆盖度：检测到的区域</w:t>
+      </w:r>
+      <w:proofErr w:type="gramStart"/>
+      <w:r>
+        <w:rPr>
+          <w:rFonts w:ascii="思源黑体 CN Normal" w:eastAsia="思源黑体 CN Normal" w:hAnsi="思源黑体 CN Normal" w:hint="eastAsia"/>
+          <w:color w:val="000000" w:themeColor="text1"/>
+          <w:sz w:val="16"/>
+          <w:szCs w:val="16"/>
+        </w:rPr>
+        <w:t>占目标</w:t>
+      </w:r>
+      <w:proofErr w:type="gramEnd"/>
+      <w:r>
+        <w:rPr>
+          <w:rFonts w:ascii="思源黑体 CN Normal" w:eastAsia="思源黑体 CN Normal" w:hAnsi="思源黑体 CN Normal" w:hint="eastAsia"/>
+          <w:color w:val="000000" w:themeColor="text1"/>
+          <w:sz w:val="16"/>
+          <w:szCs w:val="16"/>
+        </w:rPr>
+        <w:t>区域的比例；</w:t>
       </w:r>
     </w:p>
     <w:p>
@@ -7349,7 +8156,27 @@
           <w:sz w:val="16"/>
           <w:szCs w:val="16"/>
         </w:rPr>
-        <w:t>均一性：</w:t>
+        <w:t>均</w:t>
+      </w:r>
+      <w:proofErr w:type="gramStart"/>
+      <w:r>
+        <w:rPr>
+          <w:rFonts w:ascii="思源黑体 CN Normal" w:eastAsia="思源黑体 CN Normal" w:hAnsi="思源黑体 CN Normal" w:hint="eastAsia"/>
+          <w:color w:val="000000" w:themeColor="text1"/>
+          <w:sz w:val="16"/>
+          <w:szCs w:val="16"/>
+        </w:rPr>
+        <w:t>一</w:t>
+      </w:r>
+      <w:proofErr w:type="gramEnd"/>
+      <w:r>
+        <w:rPr>
+          <w:rFonts w:ascii="思源黑体 CN Normal" w:eastAsia="思源黑体 CN Normal" w:hAnsi="思源黑体 CN Normal" w:hint="eastAsia"/>
+          <w:color w:val="000000" w:themeColor="text1"/>
+          <w:sz w:val="16"/>
+          <w:szCs w:val="16"/>
+        </w:rPr>
+        <w:t>性：</w:t>
       </w:r>
       <w:r>
         <w:rPr>
@@ -7485,7 +8312,27 @@
           <w:sz w:val="16"/>
           <w:szCs w:val="16"/>
         </w:rPr>
-        <w:t>参考值为“/”，表示此质控项并非本检测的必要质控项，结果仅供参考</w:t>
+        <w:t>参考值为“/”，表示此质</w:t>
+      </w:r>
+      <w:proofErr w:type="gramStart"/>
+      <w:r>
+        <w:rPr>
+          <w:rFonts w:ascii="思源黑体 CN Normal" w:eastAsia="思源黑体 CN Normal" w:hAnsi="思源黑体 CN Normal" w:hint="eastAsia"/>
+          <w:color w:val="000000" w:themeColor="text1"/>
+          <w:sz w:val="16"/>
+          <w:szCs w:val="16"/>
+        </w:rPr>
+        <w:t>控项并非</w:t>
+      </w:r>
+      <w:proofErr w:type="gramEnd"/>
+      <w:r>
+        <w:rPr>
+          <w:rFonts w:ascii="思源黑体 CN Normal" w:eastAsia="思源黑体 CN Normal" w:hAnsi="思源黑体 CN Normal" w:hint="eastAsia"/>
+          <w:color w:val="000000" w:themeColor="text1"/>
+          <w:sz w:val="16"/>
+          <w:szCs w:val="16"/>
+        </w:rPr>
+        <w:t>本检测的必要质控项，结果仅供参考</w:t>
       </w:r>
       <w:r>
         <w:rPr>
@@ -8235,7 +9082,51 @@
           <w:szCs w:val="13"/>
           <w:highlight w:val="magenta"/>
         </w:rPr>
-        <w:t>{{r page_break }}</w:t>
+        <w:t xml:space="preserve">{{r </w:t>
+      </w:r>
+      <w:proofErr w:type="spellStart"/>
+      <w:r>
+        <w:rPr>
+          <w:rFonts w:ascii="思源黑体 CN Light" w:eastAsia="思源黑体 CN Light" w:hAnsi="思源黑体 CN Light"/>
+          <w:color w:val="595959" w:themeColor="text1" w:themeTint="A6"/>
+          <w:sz w:val="13"/>
+          <w:szCs w:val="13"/>
+          <w:highlight w:val="magenta"/>
+        </w:rPr>
+        <w:t>page_</w:t>
+      </w:r>
+      <w:proofErr w:type="gramStart"/>
+      <w:r>
+        <w:rPr>
+          <w:rFonts w:ascii="思源黑体 CN Light" w:eastAsia="思源黑体 CN Light" w:hAnsi="思源黑体 CN Light"/>
+          <w:color w:val="595959" w:themeColor="text1" w:themeTint="A6"/>
+          <w:sz w:val="13"/>
+          <w:szCs w:val="13"/>
+          <w:highlight w:val="magenta"/>
+        </w:rPr>
+        <w:t>break</w:t>
+      </w:r>
+      <w:proofErr w:type="spellEnd"/>
+      <w:r>
+        <w:rPr>
+          <w:rFonts w:ascii="思源黑体 CN Light" w:eastAsia="思源黑体 CN Light" w:hAnsi="思源黑体 CN Light"/>
+          <w:color w:val="595959" w:themeColor="text1" w:themeTint="A6"/>
+          <w:sz w:val="13"/>
+          <w:szCs w:val="13"/>
+          <w:highlight w:val="magenta"/>
+        </w:rPr>
+        <w:t xml:space="preserve"> }</w:t>
+      </w:r>
+      <w:proofErr w:type="gramEnd"/>
+      <w:r>
+        <w:rPr>
+          <w:rFonts w:ascii="思源黑体 CN Light" w:eastAsia="思源黑体 CN Light" w:hAnsi="思源黑体 CN Light"/>
+          <w:color w:val="595959" w:themeColor="text1" w:themeTint="A6"/>
+          <w:sz w:val="13"/>
+          <w:szCs w:val="13"/>
+          <w:highlight w:val="magenta"/>
+        </w:rPr>
+        <w:t>}</w:t>
       </w:r>
     </w:p>
     <w:tbl>
@@ -8531,7 +9422,63 @@
           <w:sz w:val="16"/>
           <w:szCs w:val="16"/>
         </w:rPr>
-        <w:t>{%p for a in (refer.fixed + refer.dynamic.s_var12 + refer.dynamic.s_var_onco_nodrug + refer.dynamic.msi + refer.dynamic.knb)|unique%}</w:t>
+        <w:t>{%p for a in (</w:t>
+      </w:r>
+      <w:proofErr w:type="spellStart"/>
+      <w:proofErr w:type="gramStart"/>
+      <w:r>
+        <w:rPr>
+          <w:rFonts w:ascii="思源黑体 CN Normal" w:eastAsia="思源黑体 CN Normal" w:hAnsi="思源黑体 CN Normal"/>
+          <w:sz w:val="16"/>
+          <w:szCs w:val="16"/>
+        </w:rPr>
+        <w:t>refer.fixed</w:t>
+      </w:r>
+      <w:proofErr w:type="spellEnd"/>
+      <w:proofErr w:type="gramEnd"/>
+      <w:r>
+        <w:rPr>
+          <w:rFonts w:ascii="思源黑体 CN Normal" w:eastAsia="思源黑体 CN Normal" w:hAnsi="思源黑体 CN Normal"/>
+          <w:sz w:val="16"/>
+          <w:szCs w:val="16"/>
+        </w:rPr>
+        <w:t xml:space="preserve"> + refer.dynamic.s_var12 + </w:t>
+      </w:r>
+      <w:proofErr w:type="spellStart"/>
+      <w:r>
+        <w:rPr>
+          <w:rFonts w:ascii="思源黑体 CN Normal" w:eastAsia="思源黑体 CN Normal" w:hAnsi="思源黑体 CN Normal"/>
+          <w:sz w:val="16"/>
+          <w:szCs w:val="16"/>
+        </w:rPr>
+        <w:t>refer.dynamic.s_var_onco_nodrug</w:t>
+      </w:r>
+      <w:proofErr w:type="spellEnd"/>
+      <w:r>
+        <w:rPr>
+          <w:rFonts w:ascii="思源黑体 CN Normal" w:eastAsia="思源黑体 CN Normal" w:hAnsi="思源黑体 CN Normal"/>
+          <w:sz w:val="16"/>
+          <w:szCs w:val="16"/>
+        </w:rPr>
+        <w:t xml:space="preserve"> + refer.dynamic.msi + </w:t>
+      </w:r>
+      <w:proofErr w:type="spellStart"/>
+      <w:r>
+        <w:rPr>
+          <w:rFonts w:ascii="思源黑体 CN Normal" w:eastAsia="思源黑体 CN Normal" w:hAnsi="思源黑体 CN Normal"/>
+          <w:sz w:val="16"/>
+          <w:szCs w:val="16"/>
+        </w:rPr>
+        <w:t>refer.dynamic.knb</w:t>
+      </w:r>
+      <w:proofErr w:type="spellEnd"/>
+      <w:r>
+        <w:rPr>
+          <w:rFonts w:ascii="思源黑体 CN Normal" w:eastAsia="思源黑体 CN Normal" w:hAnsi="思源黑体 CN Normal"/>
+          <w:sz w:val="16"/>
+          <w:szCs w:val="16"/>
+        </w:rPr>
+        <w:t>)|unique%}</w:t>
       </w:r>
     </w:p>
     <w:p>
@@ -8593,7 +9540,25 @@
           <w:sz w:val="16"/>
           <w:szCs w:val="16"/>
         </w:rPr>
-        <w:t>%p endfor%}</w:t>
+        <w:t xml:space="preserve">%p </w:t>
+      </w:r>
+      <w:proofErr w:type="spellStart"/>
+      <w:r>
+        <w:rPr>
+          <w:rFonts w:ascii="思源黑体 CN Normal" w:eastAsia="思源黑体 CN Normal" w:hAnsi="思源黑体 CN Normal"/>
+          <w:sz w:val="16"/>
+          <w:szCs w:val="16"/>
+        </w:rPr>
+        <w:t>endfor</w:t>
+      </w:r>
+      <w:proofErr w:type="spellEnd"/>
+      <w:r>
+        <w:rPr>
+          <w:rFonts w:ascii="思源黑体 CN Normal" w:eastAsia="思源黑体 CN Normal" w:hAnsi="思源黑体 CN Normal"/>
+          <w:sz w:val="16"/>
+          <w:szCs w:val="16"/>
+        </w:rPr>
+        <w:t>%}</w:t>
       </w:r>
     </w:p>
     <w:p>
@@ -8613,7 +9578,51 @@
           <w:szCs w:val="13"/>
           <w:highlight w:val="magenta"/>
         </w:rPr>
-        <w:t>{{r page_break }}</w:t>
+        <w:t xml:space="preserve">{{r </w:t>
+      </w:r>
+      <w:proofErr w:type="spellStart"/>
+      <w:r>
+        <w:rPr>
+          <w:rFonts w:ascii="思源黑体 CN Light" w:eastAsia="思源黑体 CN Light" w:hAnsi="思源黑体 CN Light"/>
+          <w:color w:val="595959" w:themeColor="text1" w:themeTint="A6"/>
+          <w:sz w:val="13"/>
+          <w:szCs w:val="13"/>
+          <w:highlight w:val="magenta"/>
+        </w:rPr>
+        <w:t>page_</w:t>
+      </w:r>
+      <w:proofErr w:type="gramStart"/>
+      <w:r>
+        <w:rPr>
+          <w:rFonts w:ascii="思源黑体 CN Light" w:eastAsia="思源黑体 CN Light" w:hAnsi="思源黑体 CN Light"/>
+          <w:color w:val="595959" w:themeColor="text1" w:themeTint="A6"/>
+          <w:sz w:val="13"/>
+          <w:szCs w:val="13"/>
+          <w:highlight w:val="magenta"/>
+        </w:rPr>
+        <w:t>break</w:t>
+      </w:r>
+      <w:proofErr w:type="spellEnd"/>
+      <w:r>
+        <w:rPr>
+          <w:rFonts w:ascii="思源黑体 CN Light" w:eastAsia="思源黑体 CN Light" w:hAnsi="思源黑体 CN Light"/>
+          <w:color w:val="595959" w:themeColor="text1" w:themeTint="A6"/>
+          <w:sz w:val="13"/>
+          <w:szCs w:val="13"/>
+          <w:highlight w:val="magenta"/>
+        </w:rPr>
+        <w:t xml:space="preserve"> }</w:t>
+      </w:r>
+      <w:proofErr w:type="gramEnd"/>
+      <w:r>
+        <w:rPr>
+          <w:rFonts w:ascii="思源黑体 CN Light" w:eastAsia="思源黑体 CN Light" w:hAnsi="思源黑体 CN Light"/>
+          <w:color w:val="595959" w:themeColor="text1" w:themeTint="A6"/>
+          <w:sz w:val="13"/>
+          <w:szCs w:val="13"/>
+          <w:highlight w:val="magenta"/>
+        </w:rPr>
+        <w:t>}</w:t>
       </w:r>
     </w:p>
     <w:tbl>
@@ -10413,6 +11422,114 @@
       </w:tr>
     </w:tbl>
     <w:p>
+      <w:r>
+        <w:rPr>
+          <w:rFonts w:hint="eastAsia"/>
+          <w:highlight w:val="green"/>
+        </w:rPr>
+        <w:t>{</w:t>
+      </w:r>
+      <w:r>
+        <w:rPr>
+          <w:highlight w:val="green"/>
+        </w:rPr>
+        <w:t xml:space="preserve">%p if not </w:t>
+      </w:r>
+      <w:proofErr w:type="spellStart"/>
+      <w:proofErr w:type="gramStart"/>
+      <w:r>
+        <w:rPr>
+          <w:highlight w:val="green"/>
+        </w:rPr>
+        <w:t>sample.order</w:t>
+      </w:r>
+      <w:proofErr w:type="gramEnd"/>
+      <w:r>
+        <w:rPr>
+          <w:highlight w:val="green"/>
+        </w:rPr>
+        <w:t>_type</w:t>
+      </w:r>
+      <w:proofErr w:type="spellEnd"/>
+      <w:r>
+        <w:rPr>
+          <w:highlight w:val="green"/>
+        </w:rPr>
+        <w:t>%</w:t>
+      </w:r>
+      <w:r>
+        <w:rPr>
+          <w:rFonts w:hint="eastAsia"/>
+          <w:highlight w:val="green"/>
+        </w:rPr>
+        <w:t>}</w:t>
+      </w:r>
+    </w:p>
+    <w:p>
+      <w:pPr>
+        <w:rPr>
+          <w:rFonts w:ascii="思源黑体 CN Light" w:eastAsia="思源黑体 CN Light" w:hAnsi="思源黑体 CN Light"/>
+          <w:color w:val="595959" w:themeColor="text1" w:themeTint="A6"/>
+          <w:sz w:val="13"/>
+          <w:szCs w:val="13"/>
+        </w:rPr>
+      </w:pPr>
+      <w:r>
+        <w:rPr>
+          <w:rFonts w:ascii="思源黑体 CN Light" w:eastAsia="思源黑体 CN Light" w:hAnsi="思源黑体 CN Light"/>
+          <w:color w:val="595959" w:themeColor="text1" w:themeTint="A6"/>
+          <w:sz w:val="13"/>
+          <w:szCs w:val="13"/>
+          <w:highlight w:val="magenta"/>
+        </w:rPr>
+        <w:t xml:space="preserve">{{r </w:t>
+      </w:r>
+      <w:proofErr w:type="spellStart"/>
+      <w:r>
+        <w:rPr>
+          <w:rFonts w:ascii="思源黑体 CN Light" w:eastAsia="思源黑体 CN Light" w:hAnsi="思源黑体 CN Light"/>
+          <w:color w:val="595959" w:themeColor="text1" w:themeTint="A6"/>
+          <w:sz w:val="13"/>
+          <w:szCs w:val="13"/>
+          <w:highlight w:val="magenta"/>
+        </w:rPr>
+        <w:t>page_</w:t>
+      </w:r>
+      <w:proofErr w:type="gramStart"/>
+      <w:r>
+        <w:rPr>
+          <w:rFonts w:ascii="思源黑体 CN Light" w:eastAsia="思源黑体 CN Light" w:hAnsi="思源黑体 CN Light"/>
+          <w:color w:val="595959" w:themeColor="text1" w:themeTint="A6"/>
+          <w:sz w:val="13"/>
+          <w:szCs w:val="13"/>
+          <w:highlight w:val="magenta"/>
+        </w:rPr>
+        <w:t>break</w:t>
+      </w:r>
+      <w:proofErr w:type="spellEnd"/>
+      <w:r>
+        <w:rPr>
+          <w:rFonts w:ascii="思源黑体 CN Light" w:eastAsia="思源黑体 CN Light" w:hAnsi="思源黑体 CN Light"/>
+          <w:color w:val="595959" w:themeColor="text1" w:themeTint="A6"/>
+          <w:sz w:val="13"/>
+          <w:szCs w:val="13"/>
+          <w:highlight w:val="magenta"/>
+        </w:rPr>
+        <w:t xml:space="preserve"> }</w:t>
+      </w:r>
+      <w:proofErr w:type="gramEnd"/>
+      <w:r>
+        <w:rPr>
+          <w:rFonts w:ascii="思源黑体 CN Light" w:eastAsia="思源黑体 CN Light" w:hAnsi="思源黑体 CN Light"/>
+          <w:color w:val="595959" w:themeColor="text1" w:themeTint="A6"/>
+          <w:sz w:val="13"/>
+          <w:szCs w:val="13"/>
+          <w:highlight w:val="magenta"/>
+        </w:rPr>
+        <w:t>}</w:t>
+      </w:r>
+    </w:p>
+    <w:p>
       <w:pPr>
         <w:rPr>
           <w:rFonts w:ascii="思源黑体 CN Bold" w:eastAsia="思源黑体 CN Bold" w:hAnsi="思源黑体 CN Bold" w:cstheme="majorBidi"/>
@@ -10423,6 +11540,92 @@
           <w:szCs w:val="24"/>
         </w:rPr>
       </w:pPr>
+      <w:r>
+        <w:rPr>
+          <w:rFonts w:ascii="思源黑体 CN Bold" w:eastAsia="思源黑体 CN Bold" w:hAnsi="思源黑体 CN Bold" w:cstheme="majorBidi" w:hint="eastAsia"/>
+          <w:b/>
+          <w:bCs/>
+          <w:color w:val="1E7648"/>
+          <w:sz w:val="24"/>
+          <w:szCs w:val="24"/>
+        </w:rPr>
+        <w:t>{</w:t>
+      </w:r>
+      <w:r>
+        <w:rPr>
+          <w:rFonts w:ascii="思源黑体 CN Bold" w:eastAsia="思源黑体 CN Bold" w:hAnsi="思源黑体 CN Bold" w:cstheme="majorBidi"/>
+          <w:b/>
+          <w:bCs/>
+          <w:color w:val="1E7648"/>
+          <w:sz w:val="24"/>
+          <w:szCs w:val="24"/>
+        </w:rPr>
+        <w:t xml:space="preserve">{p </w:t>
+      </w:r>
+      <w:r>
+        <w:rPr>
+          <w:rFonts w:ascii="思源黑体 CN Bold" w:eastAsia="思源黑体 CN Bold" w:hAnsi="思源黑体 CN Bold" w:cstheme="majorBidi" w:hint="eastAsia"/>
+          <w:b/>
+          <w:bCs/>
+          <w:color w:val="1E7648"/>
+          <w:sz w:val="24"/>
+          <w:szCs w:val="24"/>
+        </w:rPr>
+        <w:t>sub</w:t>
+      </w:r>
+      <w:r>
+        <w:rPr>
+          <w:rFonts w:ascii="思源黑体 CN Bold" w:eastAsia="思源黑体 CN Bold" w:hAnsi="思源黑体 CN Bold" w:cstheme="majorBidi"/>
+          <w:b/>
+          <w:bCs/>
+          <w:color w:val="1E7648"/>
+          <w:sz w:val="24"/>
+          <w:szCs w:val="24"/>
+        </w:rPr>
+        <w:t>doc.</w:t>
+      </w:r>
+      <w:r>
+        <w:rPr>
+          <w:rFonts w:ascii="思源黑体 CN Bold" w:eastAsia="思源黑体 CN Bold" w:hAnsi="思源黑体 CN Bold" w:cstheme="majorBidi"/>
+          <w:b/>
+          <w:bCs/>
+          <w:color w:val="1E7648"/>
+          <w:sz w:val="24"/>
+          <w:szCs w:val="24"/>
+        </w:rPr>
+        <w:t>dyn_8_Other_ReportSecurityCheck</w:t>
+      </w:r>
+      <w:r>
+        <w:rPr>
+          <w:rFonts w:ascii="思源黑体 CN Bold" w:eastAsia="思源黑体 CN Bold" w:hAnsi="思源黑体 CN Bold" w:cstheme="majorBidi"/>
+          <w:b/>
+          <w:bCs/>
+          <w:color w:val="1E7648"/>
+          <w:sz w:val="24"/>
+          <w:szCs w:val="24"/>
+        </w:rPr>
+        <w:t>}}</w:t>
+      </w:r>
+    </w:p>
+    <w:p>
+      <w:pPr>
+        <w:rPr>
+          <w:rFonts w:hint="eastAsia"/>
+        </w:rPr>
+      </w:pPr>
+      <w:r>
+        <w:rPr>
+          <w:rFonts w:hint="eastAsia"/>
+          <w:highlight w:val="green"/>
+        </w:rPr>
+        <w:t>{</w:t>
+      </w:r>
+      <w:r>
+        <w:rPr>
+          <w:highlight w:val="green"/>
+        </w:rPr>
+        <w:t>%p endif%}</w:t>
+      </w:r>
     </w:p>
     <w:sectPr>
       <w:headerReference w:type="even" r:id="rId15"/>
@@ -10536,7 +11739,13 @@
               <w:rPr>
                 <w:lang w:val="zh-CN"/>
               </w:rPr>
-              <w:t xml:space="preserve"> / </w:t>
+              <w:t xml:space="preserve"> </w:t>
+            </w:r>
+            <w:r>
+              <w:rPr>
+                <w:lang w:val="zh-CN"/>
+              </w:rPr>
+              <w:t xml:space="preserve">/ </w:t>
             </w:r>
             <w:r>
               <w:rPr>
@@ -10661,7 +11870,17 @@
                       <w:t>{%p</w:t>
                     </w:r>
                     <w:r>
-                      <w:t xml:space="preserve"> if sample.locate==”XM”</w:t>
+                      <w:t xml:space="preserve"> if </w:t>
+                    </w:r>
+                    <w:proofErr w:type="spellStart"/>
+                    <w:proofErr w:type="gramStart"/>
+                    <w:r>
+                      <w:t>sample.locate</w:t>
+                    </w:r>
+                    <w:proofErr w:type="spellEnd"/>
+                    <w:proofErr w:type="gramEnd"/>
+                    <w:r>
+                      <w:t>==”XM”</w:t>
                     </w:r>
                     <w:r>
                       <w:rPr>
@@ -10707,7 +11926,25 @@
                         <w:sz w:val="15"/>
                         <w:szCs w:val="15"/>
                       </w:rPr>
-                      <w:t xml:space="preserve">地址：厦门市湖里区火炬东路11号创业园诚业楼6楼 </w:t>
+                      <w:t>地址：厦门市湖里区火炬东路11号创业</w:t>
+                    </w:r>
+                    <w:proofErr w:type="gramStart"/>
+                    <w:r>
+                      <w:rPr>
+                        <w:rFonts w:ascii="思源黑体 CN Normal" w:eastAsia="思源黑体 CN Normal" w:hAnsi="思源黑体 CN Normal" w:hint="eastAsia"/>
+                        <w:sz w:val="15"/>
+                        <w:szCs w:val="15"/>
+                      </w:rPr>
+                      <w:t>园诚业楼</w:t>
+                    </w:r>
+                    <w:proofErr w:type="gramEnd"/>
+                    <w:r>
+                      <w:rPr>
+                        <w:rFonts w:ascii="思源黑体 CN Normal" w:eastAsia="思源黑体 CN Normal" w:hAnsi="思源黑体 CN Normal" w:hint="eastAsia"/>
+                        <w:sz w:val="15"/>
+                        <w:szCs w:val="15"/>
+                      </w:rPr>
+                      <w:t xml:space="preserve">6楼 </w:t>
                     </w:r>
                     <w:r>
                       <w:rPr>
@@ -10979,7 +12216,25 @@
                         <w:sz w:val="15"/>
                         <w:szCs w:val="15"/>
                       </w:rPr>
-                      <w:t>地址：上海市闵行区新骏环路1</w:t>
+                      <w:t>地址：上海市</w:t>
+                    </w:r>
+                    <w:proofErr w:type="gramStart"/>
+                    <w:r>
+                      <w:rPr>
+                        <w:rFonts w:ascii="思源黑体 CN Normal" w:eastAsia="思源黑体 CN Normal" w:hAnsi="思源黑体 CN Normal" w:hint="eastAsia"/>
+                        <w:sz w:val="15"/>
+                        <w:szCs w:val="15"/>
+                      </w:rPr>
+                      <w:t>闵行区新骏环路</w:t>
+                    </w:r>
+                    <w:proofErr w:type="gramEnd"/>
+                    <w:r>
+                      <w:rPr>
+                        <w:rFonts w:ascii="思源黑体 CN Normal" w:eastAsia="思源黑体 CN Normal" w:hAnsi="思源黑体 CN Normal" w:hint="eastAsia"/>
+                        <w:sz w:val="15"/>
+                        <w:szCs w:val="15"/>
+                      </w:rPr>
+                      <w:t>1</w:t>
                     </w:r>
                     <w:r>
                       <w:rPr>
@@ -11402,7 +12657,7 @@
         <w:sz w:val="16"/>
         <w:szCs w:val="16"/>
       </w:rPr>
-      <w:t xml:space="preserve">   受检编号：</w:t>
+      <w:t xml:space="preserve">   </w:t>
     </w:r>
     <w:r>
       <w:rPr>
@@ -11410,7 +12665,51 @@
         <w:sz w:val="16"/>
         <w:szCs w:val="16"/>
       </w:rPr>
-      <w:t>{%if sample.sample_parent_id %}{{sample.sample_parent_id}}{%else%}-{%endif%}</w:t>
+      <w:t>受检编号：</w:t>
+    </w:r>
+    <w:r>
+      <w:rPr>
+        <w:rFonts w:ascii="思源黑体 CN Normal" w:eastAsia="思源黑体 CN Normal" w:hAnsi="思源黑体 CN Normal"/>
+        <w:sz w:val="16"/>
+        <w:szCs w:val="16"/>
+      </w:rPr>
+      <w:t xml:space="preserve">{%if </w:t>
+    </w:r>
+    <w:proofErr w:type="spellStart"/>
+    <w:r>
+      <w:rPr>
+        <w:rFonts w:ascii="思源黑体 CN Normal" w:eastAsia="思源黑体 CN Normal" w:hAnsi="思源黑体 CN Normal"/>
+        <w:sz w:val="16"/>
+        <w:szCs w:val="16"/>
+      </w:rPr>
+      <w:t>sample.sample_parent_id</w:t>
+    </w:r>
+    <w:proofErr w:type="spellEnd"/>
+    <w:r>
+      <w:rPr>
+        <w:rFonts w:ascii="思源黑体 CN Normal" w:eastAsia="思源黑体 CN Normal" w:hAnsi="思源黑体 CN Normal"/>
+        <w:sz w:val="16"/>
+        <w:szCs w:val="16"/>
+      </w:rPr>
+      <w:t xml:space="preserve"> %}{{</w:t>
+    </w:r>
+    <w:proofErr w:type="spellStart"/>
+    <w:r>
+      <w:rPr>
+        <w:rFonts w:ascii="思源黑体 CN Normal" w:eastAsia="思源黑体 CN Normal" w:hAnsi="思源黑体 CN Normal"/>
+        <w:sz w:val="16"/>
+        <w:szCs w:val="16"/>
+      </w:rPr>
+      <w:t>sample.sample_parent_id</w:t>
+    </w:r>
+    <w:proofErr w:type="spellEnd"/>
+    <w:r>
+      <w:rPr>
+        <w:rFonts w:ascii="思源黑体 CN Normal" w:eastAsia="思源黑体 CN Normal" w:hAnsi="思源黑体 CN Normal"/>
+        <w:sz w:val="16"/>
+        <w:szCs w:val="16"/>
+      </w:rPr>
+      <w:t>}}{%else%}-{%endif%}</w:t>
     </w:r>
     <w:r>
       <w:rPr>
@@ -11434,7 +12733,43 @@
         <w:sz w:val="16"/>
         <w:szCs w:val="16"/>
       </w:rPr>
-      <w:t>{%if sample.patient_name %}{{sample.patient_name}}{%else%}-{%endif%}</w:t>
+      <w:t xml:space="preserve">{%if </w:t>
+    </w:r>
+    <w:proofErr w:type="spellStart"/>
+    <w:r>
+      <w:rPr>
+        <w:rFonts w:ascii="思源黑体 CN Normal" w:eastAsia="思源黑体 CN Normal" w:hAnsi="思源黑体 CN Normal"/>
+        <w:sz w:val="16"/>
+        <w:szCs w:val="16"/>
+      </w:rPr>
+      <w:t>sample.patient_name</w:t>
+    </w:r>
+    <w:proofErr w:type="spellEnd"/>
+    <w:r>
+      <w:rPr>
+        <w:rFonts w:ascii="思源黑体 CN Normal" w:eastAsia="思源黑体 CN Normal" w:hAnsi="思源黑体 CN Normal"/>
+        <w:sz w:val="16"/>
+        <w:szCs w:val="16"/>
+      </w:rPr>
+      <w:t xml:space="preserve"> %}{{</w:t>
+    </w:r>
+    <w:proofErr w:type="spellStart"/>
+    <w:r>
+      <w:rPr>
+        <w:rFonts w:ascii="思源黑体 CN Normal" w:eastAsia="思源黑体 CN Normal" w:hAnsi="思源黑体 CN Normal"/>
+        <w:sz w:val="16"/>
+        <w:szCs w:val="16"/>
+      </w:rPr>
+      <w:t>sample.patient_name</w:t>
+    </w:r>
+    <w:proofErr w:type="spellEnd"/>
+    <w:r>
+      <w:rPr>
+        <w:rFonts w:ascii="思源黑体 CN Normal" w:eastAsia="思源黑体 CN Normal" w:hAnsi="思源黑体 CN Normal"/>
+        <w:sz w:val="16"/>
+        <w:szCs w:val="16"/>
+      </w:rPr>
+      <w:t>}}{%else%}-{%endif%}</w:t>
     </w:r>
     <w:r>
       <w:rPr>
@@ -11458,7 +12793,43 @@
         <w:sz w:val="16"/>
         <w:szCs w:val="16"/>
       </w:rPr>
-      <w:t>{%if sample.gather_data %}{{sample.gather_data}}{%else%}-{%endif%}</w:t>
+      <w:t xml:space="preserve">{%if </w:t>
+    </w:r>
+    <w:proofErr w:type="spellStart"/>
+    <w:r>
+      <w:rPr>
+        <w:rFonts w:ascii="思源黑体 CN Normal" w:eastAsia="思源黑体 CN Normal" w:hAnsi="思源黑体 CN Normal"/>
+        <w:sz w:val="16"/>
+        <w:szCs w:val="16"/>
+      </w:rPr>
+      <w:t>sample.gather_data</w:t>
+    </w:r>
+    <w:proofErr w:type="spellEnd"/>
+    <w:r>
+      <w:rPr>
+        <w:rFonts w:ascii="思源黑体 CN Normal" w:eastAsia="思源黑体 CN Normal" w:hAnsi="思源黑体 CN Normal"/>
+        <w:sz w:val="16"/>
+        <w:szCs w:val="16"/>
+      </w:rPr>
+      <w:t xml:space="preserve"> %}{{</w:t>
+    </w:r>
+    <w:proofErr w:type="spellStart"/>
+    <w:r>
+      <w:rPr>
+        <w:rFonts w:ascii="思源黑体 CN Normal" w:eastAsia="思源黑体 CN Normal" w:hAnsi="思源黑体 CN Normal"/>
+        <w:sz w:val="16"/>
+        <w:szCs w:val="16"/>
+      </w:rPr>
+      <w:t>sample.gather_data</w:t>
+    </w:r>
+    <w:proofErr w:type="spellEnd"/>
+    <w:r>
+      <w:rPr>
+        <w:rFonts w:ascii="思源黑体 CN Normal" w:eastAsia="思源黑体 CN Normal" w:hAnsi="思源黑体 CN Normal"/>
+        <w:sz w:val="16"/>
+        <w:szCs w:val="16"/>
+      </w:rPr>
+      <w:t>}}{%else%}-{%endif%}</w:t>
     </w:r>
     <w:r>
       <w:rPr>
@@ -11474,7 +12845,35 @@
         <w:sz w:val="16"/>
         <w:szCs w:val="16"/>
       </w:rPr>
-      <w:t>{{sample.report_date}}</w:t>
+      <w:t>{{</w:t>
+    </w:r>
+    <w:proofErr w:type="spellStart"/>
+    <w:proofErr w:type="gramStart"/>
+    <w:r>
+      <w:rPr>
+        <w:rFonts w:ascii="思源黑体 CN Normal" w:eastAsia="思源黑体 CN Normal" w:hAnsi="思源黑体 CN Normal"/>
+        <w:sz w:val="16"/>
+        <w:szCs w:val="16"/>
+      </w:rPr>
+      <w:t>sample.report</w:t>
+    </w:r>
+    <w:proofErr w:type="gramEnd"/>
+    <w:r>
+      <w:rPr>
+        <w:rFonts w:ascii="思源黑体 CN Normal" w:eastAsia="思源黑体 CN Normal" w:hAnsi="思源黑体 CN Normal"/>
+        <w:sz w:val="16"/>
+        <w:szCs w:val="16"/>
+      </w:rPr>
+      <w:t>_date</w:t>
+    </w:r>
+    <w:proofErr w:type="spellEnd"/>
+    <w:r>
+      <w:rPr>
+        <w:rFonts w:ascii="思源黑体 CN Normal" w:eastAsia="思源黑体 CN Normal" w:hAnsi="思源黑体 CN Normal"/>
+        <w:sz w:val="16"/>
+        <w:szCs w:val="16"/>
+      </w:rPr>
+      <w:t>}}</w:t>
     </w:r>
     <w:r>
       <w:rPr>
